--- a/Especializacion/Evaluaciones/2026-2/Fichas de evaluacion/12 - G-012 - Simulador presupuestal de pauta digital/2 - Hoja de respuestas.docx
+++ b/Especializacion/Evaluaciones/2026-2/Fichas de evaluacion/12 - G-012 - Simulador presupuestal de pauta digital/2 - Hoja de respuestas.docx
@@ -250,7 +250,7 @@
           <w:color w:val="2B2B2B"/>
           <w:sz w:val="22"/>
         </w:rPr>
-        <w:t xml:space="preserve"> ________________________</w:t>
+        <w:t xml:space="preserve"> _________________</w:t>
       </w:r>
     </w:p>
     <w:p>
@@ -284,7 +284,7 @@
           <w:color w:val="2B2B2B"/>
           <w:sz w:val="22"/>
         </w:rPr>
-        <w:t>Anderson Iván Ortiz Cifuentes: ______________________________________________________</w:t>
+        <w:t>Anderson Iván Ortiz Cifuentes: __________________________________________________________</w:t>
       </w:r>
     </w:p>
     <w:p>
@@ -298,7 +298,7 @@
           <w:color w:val="2B2B2B"/>
           <w:sz w:val="22"/>
         </w:rPr>
-        <w:t>Lida Vannesa Acosta Varela: ______________________________________________________</w:t>
+        <w:t>Lida Vannesa Acosta Varela: ____________________________________________________________</w:t>
       </w:r>
     </w:p>
     <w:p>
@@ -312,7 +312,7 @@
           <w:color w:val="2B2B2B"/>
           <w:sz w:val="22"/>
         </w:rPr>
-        <w:t>Jonathan Orlando Cifuentes Aldana: ______________________________________________________</w:t>
+        <w:t>Jonathan Orlando Cifuentes Aldana: _____________________________________________________</w:t>
       </w:r>
     </w:p>
     <w:p>
@@ -326,7 +326,7 @@
           <w:color w:val="2B2B2B"/>
           <w:sz w:val="22"/>
         </w:rPr>
-        <w:t>Carol Alejandra Parada Zárate: ______________________________________________________</w:t>
+        <w:t>Carol Alejandra Parada Zárate: __________________________________________________________</w:t>
       </w:r>
     </w:p>
     <w:p>
@@ -356,327 +356,9 @@
           <w:color w:val="007433"/>
           <w:sz w:val="32"/>
         </w:rPr>
-        <w:t>A · MIENTRAS EXPONEN — marcar, no redactar</w:t>
+        <w:t>A · MIENTRAS EXPONEN — marcar ✓ ~ ✗ y escribir en la línea</w:t>
       </w:r>
     </w:p>
-    <w:tbl>
-      <w:tblPr>
-        <w:tblStyle w:val="TableGrid"/>
-        <w:tblW w:type="auto" w:w="0"/>
-        <w:tblLook w:firstColumn="1" w:firstRow="1" w:lastColumn="0" w:lastRow="0" w:noHBand="0" w:noVBand="1" w:val="04A0"/>
-      </w:tblPr>
-      <w:tblGrid>
-        <w:gridCol w:w="3264"/>
-        <w:gridCol w:w="3264"/>
-        <w:gridCol w:w="3264"/>
-      </w:tblGrid>
-      <w:tr>
-        <w:tc>
-          <w:tcPr>
-            <w:tcW w:type="dxa" w:w="3264"/>
-            <w:shd w:val="clear" w:fill="0C2340"/>
-            <w:shd w:val="clear" w:fill="0C2340"/>
-          </w:tcPr>
-          <w:p>
-            <w:r>
-              <w:rPr>
-                <w:rFonts w:ascii="Calibri" w:hAnsi="Calibri"/>
-                <w:b/>
-                <w:color w:val="FFFFFF"/>
-              </w:rPr>
-            </w:r>
-            <w:r>
-              <w:rPr>
-                <w:rFonts w:ascii="Calibri" w:hAnsi="Calibri"/>
-                <w:b/>
-                <w:color w:val="FFFFFF"/>
-                <w:sz w:val="21"/>
-              </w:rPr>
-              <w:t>Bloque (min esperados)</w:t>
-            </w:r>
-          </w:p>
-        </w:tc>
-        <w:tc>
-          <w:tcPr>
-            <w:tcW w:type="dxa" w:w="3264"/>
-            <w:shd w:val="clear" w:fill="0C2340"/>
-            <w:shd w:val="clear" w:fill="0C2340"/>
-          </w:tcPr>
-          <w:p>
-            <w:r>
-              <w:rPr>
-                <w:rFonts w:ascii="Calibri" w:hAnsi="Calibri"/>
-                <w:b/>
-                <w:color w:val="FFFFFF"/>
-              </w:rPr>
-            </w:r>
-            <w:r>
-              <w:rPr>
-                <w:rFonts w:ascii="Calibri" w:hAnsi="Calibri"/>
-                <w:b/>
-                <w:color w:val="FFFFFF"/>
-                <w:sz w:val="21"/>
-              </w:rPr>
-              <w:t>✓ ~ ✗</w:t>
-            </w:r>
-          </w:p>
-        </w:tc>
-        <w:tc>
-          <w:tcPr>
-            <w:tcW w:type="dxa" w:w="3264"/>
-            <w:shd w:val="clear" w:fill="0C2340"/>
-            <w:shd w:val="clear" w:fill="0C2340"/>
-          </w:tcPr>
-          <w:p>
-            <w:r>
-              <w:rPr>
-                <w:rFonts w:ascii="Calibri" w:hAnsi="Calibri"/>
-                <w:b/>
-                <w:color w:val="FFFFFF"/>
-              </w:rPr>
-            </w:r>
-            <w:r>
-              <w:rPr>
-                <w:rFonts w:ascii="Calibri" w:hAnsi="Calibri"/>
-                <w:b/>
-                <w:color w:val="FFFFFF"/>
-                <w:sz w:val="21"/>
-              </w:rPr>
-              <w:t>Una línea</w:t>
-            </w:r>
-          </w:p>
-        </w:tc>
-      </w:tr>
-      <w:tr>
-        <w:tc>
-          <w:tcPr>
-            <w:tcW w:type="dxa" w:w="3264"/>
-          </w:tcPr>
-          <w:p>
-            <w:r/>
-            <w:r>
-              <w:rPr>
-                <w:rFonts w:ascii="Calibri" w:hAnsi="Calibri"/>
-                <w:b w:val="0"/>
-                <w:color w:val="2B2B2B"/>
-                <w:sz w:val="20"/>
-              </w:rPr>
-              <w:t>Problema y pregunta (2 min)</w:t>
-            </w:r>
-          </w:p>
-        </w:tc>
-        <w:tc>
-          <w:tcPr>
-            <w:tcW w:type="dxa" w:w="3264"/>
-          </w:tcPr>
-          <w:p>
-            <w:r/>
-          </w:p>
-        </w:tc>
-        <w:tc>
-          <w:tcPr>
-            <w:tcW w:type="dxa" w:w="3264"/>
-          </w:tcPr>
-          <w:p>
-            <w:r/>
-          </w:p>
-        </w:tc>
-      </w:tr>
-      <w:tr>
-        <w:tc>
-          <w:tcPr>
-            <w:tcW w:type="dxa" w:w="3264"/>
-            <w:shd w:val="clear" w:fill="F5F7F5"/>
-            <w:shd w:val="clear" w:fill="F5F7F5"/>
-          </w:tcPr>
-          <w:p>
-            <w:r/>
-            <w:r>
-              <w:rPr>
-                <w:rFonts w:ascii="Calibri" w:hAnsi="Calibri"/>
-                <w:b w:val="0"/>
-                <w:color w:val="2B2B2B"/>
-                <w:sz w:val="20"/>
-              </w:rPr>
-              <w:t>Objetivos (1 min)</w:t>
-            </w:r>
-          </w:p>
-        </w:tc>
-        <w:tc>
-          <w:tcPr>
-            <w:tcW w:type="dxa" w:w="3264"/>
-            <w:shd w:val="clear" w:fill="F5F7F5"/>
-            <w:shd w:val="clear" w:fill="F5F7F5"/>
-          </w:tcPr>
-          <w:p>
-            <w:r/>
-          </w:p>
-        </w:tc>
-        <w:tc>
-          <w:tcPr>
-            <w:tcW w:type="dxa" w:w="3264"/>
-            <w:shd w:val="clear" w:fill="F5F7F5"/>
-            <w:shd w:val="clear" w:fill="F5F7F5"/>
-          </w:tcPr>
-          <w:p>
-            <w:r/>
-          </w:p>
-        </w:tc>
-      </w:tr>
-      <w:tr>
-        <w:tc>
-          <w:tcPr>
-            <w:tcW w:type="dxa" w:w="3264"/>
-          </w:tcPr>
-          <w:p>
-            <w:r/>
-            <w:r>
-              <w:rPr>
-                <w:rFonts w:ascii="Calibri" w:hAnsi="Calibri"/>
-                <w:b w:val="0"/>
-                <w:color w:val="2B2B2B"/>
-                <w:sz w:val="20"/>
-              </w:rPr>
-              <w:t>Método (2-3 min)</w:t>
-            </w:r>
-          </w:p>
-        </w:tc>
-        <w:tc>
-          <w:tcPr>
-            <w:tcW w:type="dxa" w:w="3264"/>
-          </w:tcPr>
-          <w:p>
-            <w:r/>
-          </w:p>
-        </w:tc>
-        <w:tc>
-          <w:tcPr>
-            <w:tcW w:type="dxa" w:w="3264"/>
-          </w:tcPr>
-          <w:p>
-            <w:r/>
-          </w:p>
-        </w:tc>
-      </w:tr>
-      <w:tr>
-        <w:tc>
-          <w:tcPr>
-            <w:tcW w:type="dxa" w:w="3264"/>
-            <w:shd w:val="clear" w:fill="F5F7F5"/>
-            <w:shd w:val="clear" w:fill="F5F7F5"/>
-          </w:tcPr>
-          <w:p>
-            <w:r/>
-            <w:r>
-              <w:rPr>
-                <w:rFonts w:ascii="Calibri" w:hAnsi="Calibri"/>
-                <w:b w:val="0"/>
-                <w:color w:val="2B2B2B"/>
-                <w:sz w:val="20"/>
-              </w:rPr>
-              <w:t>Resultados (3 min)</w:t>
-            </w:r>
-          </w:p>
-        </w:tc>
-        <w:tc>
-          <w:tcPr>
-            <w:tcW w:type="dxa" w:w="3264"/>
-            <w:shd w:val="clear" w:fill="F5F7F5"/>
-            <w:shd w:val="clear" w:fill="F5F7F5"/>
-          </w:tcPr>
-          <w:p>
-            <w:r/>
-          </w:p>
-        </w:tc>
-        <w:tc>
-          <w:tcPr>
-            <w:tcW w:type="dxa" w:w="3264"/>
-            <w:shd w:val="clear" w:fill="F5F7F5"/>
-            <w:shd w:val="clear" w:fill="F5F7F5"/>
-          </w:tcPr>
-          <w:p>
-            <w:r/>
-          </w:p>
-        </w:tc>
-      </w:tr>
-      <w:tr>
-        <w:tc>
-          <w:tcPr>
-            <w:tcW w:type="dxa" w:w="3264"/>
-          </w:tcPr>
-          <w:p>
-            <w:r/>
-            <w:r>
-              <w:rPr>
-                <w:rFonts w:ascii="Calibri" w:hAnsi="Calibri"/>
-                <w:b w:val="0"/>
-                <w:color w:val="2B2B2B"/>
-                <w:sz w:val="20"/>
-              </w:rPr>
-              <w:t>Discusión y conclusión (2-3 min)</w:t>
-            </w:r>
-          </w:p>
-        </w:tc>
-        <w:tc>
-          <w:tcPr>
-            <w:tcW w:type="dxa" w:w="3264"/>
-          </w:tcPr>
-          <w:p>
-            <w:r/>
-          </w:p>
-        </w:tc>
-        <w:tc>
-          <w:tcPr>
-            <w:tcW w:type="dxa" w:w="3264"/>
-          </w:tcPr>
-          <w:p>
-            <w:r/>
-          </w:p>
-        </w:tc>
-      </w:tr>
-      <w:tr>
-        <w:tc>
-          <w:tcPr>
-            <w:tcW w:type="dxa" w:w="3264"/>
-            <w:shd w:val="clear" w:fill="F5F7F5"/>
-            <w:shd w:val="clear" w:fill="F5F7F5"/>
-          </w:tcPr>
-          <w:p>
-            <w:r/>
-            <w:r>
-              <w:rPr>
-                <w:rFonts w:ascii="Calibri" w:hAnsi="Calibri"/>
-                <w:b w:val="0"/>
-                <w:color w:val="2B2B2B"/>
-                <w:sz w:val="20"/>
-              </w:rPr>
-              <w:t>Aporte y cierre (1 min)</w:t>
-            </w:r>
-          </w:p>
-        </w:tc>
-        <w:tc>
-          <w:tcPr>
-            <w:tcW w:type="dxa" w:w="3264"/>
-            <w:shd w:val="clear" w:fill="F5F7F5"/>
-            <w:shd w:val="clear" w:fill="F5F7F5"/>
-          </w:tcPr>
-          <w:p>
-            <w:r/>
-          </w:p>
-        </w:tc>
-        <w:tc>
-          <w:tcPr>
-            <w:tcW w:type="dxa" w:w="3264"/>
-            <w:shd w:val="clear" w:fill="F5F7F5"/>
-            <w:shd w:val="clear" w:fill="F5F7F5"/>
-          </w:tcPr>
-          <w:p>
-            <w:r/>
-          </w:p>
-        </w:tc>
-      </w:tr>
-    </w:tbl>
-    <w:p/>
     <w:p>
       <w:r>
         <w:rPr>
@@ -739,6 +421,174 @@
       </w:r>
     </w:p>
     <w:p>
+      <w:r>
+        <w:rPr>
+          <w:rFonts w:ascii="Calibri" w:hAnsi="Calibri"/>
+          <w:b/>
+          <w:color w:val="2B2B2B"/>
+          <w:sz w:val="22"/>
+        </w:rPr>
+        <w:t>Problema y pregunta (2 min)</w:t>
+      </w:r>
+      <w:r>
+        <w:rPr>
+          <w:rFonts w:ascii="Calibri" w:hAnsi="Calibri"/>
+          <w:b w:val="0"/>
+          <w:color w:val="2B2B2B"/>
+          <w:sz w:val="22"/>
+        </w:rPr>
+        <w:t xml:space="preserve"> ✓ ~ ✗ · __________________________________________________________</w:t>
+      </w:r>
+    </w:p>
+    <w:p>
+      <w:r>
+        <w:rPr>
+          <w:rFonts w:ascii="Calibri" w:hAnsi="Calibri"/>
+          <w:b/>
+          <w:color w:val="2B2B2B"/>
+          <w:sz w:val="22"/>
+        </w:rPr>
+        <w:t>Objetivos (1 min)</w:t>
+      </w:r>
+      <w:r>
+        <w:rPr>
+          <w:rFonts w:ascii="Calibri" w:hAnsi="Calibri"/>
+          <w:b w:val="0"/>
+          <w:color w:val="2B2B2B"/>
+          <w:sz w:val="22"/>
+        </w:rPr>
+        <w:t xml:space="preserve"> ✓ ~ ✗ · ___________________________________________________________________</w:t>
+      </w:r>
+    </w:p>
+    <w:p>
+      <w:r>
+        <w:rPr>
+          <w:rFonts w:ascii="Calibri" w:hAnsi="Calibri"/>
+          <w:b/>
+          <w:color w:val="2B2B2B"/>
+          <w:sz w:val="22"/>
+        </w:rPr>
+        <w:t>Método (2-3 min)</w:t>
+      </w:r>
+      <w:r>
+        <w:rPr>
+          <w:rFonts w:ascii="Calibri" w:hAnsi="Calibri"/>
+          <w:b w:val="0"/>
+          <w:color w:val="2B2B2B"/>
+          <w:sz w:val="22"/>
+        </w:rPr>
+        <w:t xml:space="preserve"> ✓ ~ ✗ · ___________________________________________________________________</w:t>
+      </w:r>
+    </w:p>
+    <w:p>
+      <w:r>
+        <w:rPr>
+          <w:rFonts w:ascii="Calibri" w:hAnsi="Calibri"/>
+          <w:b/>
+          <w:color w:val="2B2B2B"/>
+          <w:sz w:val="22"/>
+        </w:rPr>
+        <w:t>Resultados (3 min)</w:t>
+      </w:r>
+      <w:r>
+        <w:rPr>
+          <w:rFonts w:ascii="Calibri" w:hAnsi="Calibri"/>
+          <w:b w:val="0"/>
+          <w:color w:val="2B2B2B"/>
+          <w:sz w:val="22"/>
+        </w:rPr>
+        <w:t xml:space="preserve"> ✓ ~ ✗ · __________________________________________________________________</w:t>
+      </w:r>
+    </w:p>
+    <w:p>
+      <w:r>
+        <w:rPr>
+          <w:rFonts w:ascii="Calibri" w:hAnsi="Calibri"/>
+          <w:b/>
+          <w:color w:val="2B2B2B"/>
+          <w:sz w:val="22"/>
+        </w:rPr>
+        <w:t>Discusión y conclusión (2-3 min)</w:t>
+      </w:r>
+      <w:r>
+        <w:rPr>
+          <w:rFonts w:ascii="Calibri" w:hAnsi="Calibri"/>
+          <w:b w:val="0"/>
+          <w:color w:val="2B2B2B"/>
+          <w:sz w:val="22"/>
+        </w:rPr>
+        <w:t xml:space="preserve"> ✓ ~ ✗ · _______________________________________________________</w:t>
+      </w:r>
+    </w:p>
+    <w:p>
+      <w:r>
+        <w:rPr>
+          <w:rFonts w:ascii="Calibri" w:hAnsi="Calibri"/>
+          <w:b/>
+          <w:color w:val="2B2B2B"/>
+          <w:sz w:val="22"/>
+        </w:rPr>
+        <w:t>Aporte y cierre (1 min)</w:t>
+      </w:r>
+      <w:r>
+        <w:rPr>
+          <w:rFonts w:ascii="Calibri" w:hAnsi="Calibri"/>
+          <w:b w:val="0"/>
+          <w:color w:val="2B2B2B"/>
+          <w:sz w:val="22"/>
+        </w:rPr>
+        <w:t xml:space="preserve"> ✓ ~ ✗ · _______________________________________________________________</w:t>
+      </w:r>
+    </w:p>
+    <w:p>
+      <w:r>
+        <w:rPr>
+          <w:rFonts w:ascii="Calibri" w:hAnsi="Calibri"/>
+          <w:b/>
+          <w:color w:val="2B2B2B"/>
+          <w:sz w:val="22"/>
+        </w:rPr>
+        <w:t>REQUISITOS PARA 4,6+ — marcarlos aquí, cuando ocurran</w:t>
+      </w:r>
+      <w:r>
+        <w:rPr>
+          <w:rFonts w:ascii="Calibri" w:hAnsi="Calibri"/>
+          <w:b w:val="0"/>
+          <w:color w:val="2B2B2B"/>
+          <w:sz w:val="22"/>
+        </w:rPr>
+        <w:t xml:space="preserve"> (§7 de la ficha; se cumplen durante la exposición, no al final)</w:t>
+      </w:r>
+    </w:p>
+    <w:p>
+      <w:pPr>
+        <w:pStyle w:val="ListBullet"/>
+      </w:pPr>
+      <w:r>
+        <w:rPr>
+          <w:rFonts w:ascii="Calibri" w:hAnsi="Calibri"/>
+          <w:b w:val="0"/>
+          <w:color w:val="2B2B2B"/>
+          <w:sz w:val="22"/>
+        </w:rPr>
+        <w:t>[ ] Que expliquen el compromiso entre valor esperado y dispersión y propongan un criterio de decisión que incorpore el riesgo, sin que yo se lo sugiera (p. 53)</w:t>
+      </w:r>
+    </w:p>
+    <w:p>
+      <w:pPr>
+        <w:pStyle w:val="ListBullet"/>
+      </w:pPr>
+      <w:r>
+        <w:rPr>
+          <w:rFonts w:ascii="Calibri" w:hAnsi="Calibri"/>
+          <w:b w:val="0"/>
+          <w:color w:val="2B2B2B"/>
+          <w:sz w:val="22"/>
+        </w:rPr>
+        <w:t>[ ] Que reconozcan la estructura del óptimo —por qué la recomendación se va a la plataforma más barata— y qué tendría que cambiar en el modelo. Más el producto funcionando y los cuatro hablando de su parte</w:t>
+      </w:r>
+    </w:p>
+    <w:p>
       <w:pPr>
         <w:spacing w:before="200" w:after="60"/>
       </w:pPr>
@@ -754,16 +604,18 @@
     </w:p>
     <w:p>
       <w:pPr>
-        <w:pStyle w:val="ListBullet"/>
+        <w:ind w:left="432"/>
+        <w:shd w:val="clear" w:fill="E8F5EC"/>
       </w:pPr>
       <w:r>
         <w:rPr>
           <w:rFonts w:ascii="Calibri" w:hAnsi="Calibri"/>
           <w:b w:val="0"/>
+          <w:i/>
           <w:color w:val="2B2B2B"/>
-          <w:sz w:val="22"/>
+          <w:sz w:val="21"/>
         </w:rPr>
-        <w:t>[ ] Si no ejecutan nada en vivo y solo muestran capturas → pedir que expliquen la Tabla 7 (p. 45) por dentro</w:t>
+        <w:t>Lo que va entre « » se lee tal cual. La página en negrita es la que sostiene la pregunta: si la respuesta la contradice, se anota abajo con esa página.</w:t>
       </w:r>
     </w:p>
     <w:p>
@@ -777,7 +629,16 @@
           <w:color w:val="2B2B2B"/>
           <w:sz w:val="22"/>
         </w:rPr>
-        <w:t>[ ] Si presentan los casos de María, Carlos o Andrea con cifras concretas → P3: dónde quedó registrada esa corrida</w:t>
+        <w:t xml:space="preserve">[ ] Si no ejecutan nada en vivo y solo muestran capturas → pedir que expliquen la Tabla 7 (p. 45) por dentro  </w:t>
+      </w:r>
+      <w:r>
+        <w:rPr>
+          <w:rFonts w:ascii="Calibri" w:hAnsi="Calibri"/>
+          <w:b/>
+          <w:color w:val="2B2B2B"/>
+          <w:sz w:val="22"/>
+        </w:rPr>
+        <w:t>(pp. 48-49)</w:t>
       </w:r>
     </w:p>
     <w:p>
@@ -791,7 +652,39 @@
           <w:color w:val="2B2B2B"/>
           <w:sz w:val="22"/>
         </w:rPr>
-        <w:t>[ ] Si dicen «+51,28 % más clics con el mismo dinero» sin matizarlo → P1, directa</w:t>
+        <w:t xml:space="preserve">[ ] Si presentan los casos de María, Carlos o Andrea con cifras concretas → P3: dónde quedó registrada esa corrida  </w:t>
+      </w:r>
+      <w:r>
+        <w:rPr>
+          <w:rFonts w:ascii="Calibri" w:hAnsi="Calibri"/>
+          <w:b/>
+          <w:color w:val="2B2B2B"/>
+          <w:sz w:val="22"/>
+        </w:rPr>
+        <w:t>(pp. 52-55)</w:t>
+      </w:r>
+    </w:p>
+    <w:p>
+      <w:pPr>
+        <w:pStyle w:val="ListBullet"/>
+      </w:pPr>
+      <w:r>
+        <w:rPr>
+          <w:rFonts w:ascii="Calibri" w:hAnsi="Calibri"/>
+          <w:b w:val="0"/>
+          <w:color w:val="2B2B2B"/>
+          <w:sz w:val="22"/>
+        </w:rPr>
+        <w:t xml:space="preserve">[ ] Si dicen «+51,28 % más clics con el mismo dinero» sin matizarlo → P1, directa  </w:t>
+      </w:r>
+      <w:r>
+        <w:rPr>
+          <w:rFonts w:ascii="Calibri" w:hAnsi="Calibri"/>
+          <w:b/>
+          <w:color w:val="2B2B2B"/>
+          <w:sz w:val="22"/>
+        </w:rPr>
+        <w:t>(p. 53)</w:t>
       </w:r>
     </w:p>
     <w:p>
@@ -819,7 +712,16 @@
           <w:color w:val="2B2B2B"/>
           <w:sz w:val="22"/>
         </w:rPr>
-        <w:t>[ ] Si mencionan inteligencia artificial o aprendizaje automático como parte del simulador → pedir qué componente lo es</w:t>
+        <w:t xml:space="preserve">[ ] Si mencionan inteligencia artificial o aprendizaje automático como parte del simulador → pedir qué componente lo es  </w:t>
+      </w:r>
+      <w:r>
+        <w:rPr>
+          <w:rFonts w:ascii="Calibri" w:hAnsi="Calibri"/>
+          <w:b/>
+          <w:color w:val="2B2B2B"/>
+          <w:sz w:val="22"/>
+        </w:rPr>
+        <w:t>(p. 20)</w:t>
       </w:r>
     </w:p>
     <w:p>
@@ -847,7 +749,16 @@
           <w:color w:val="2B2B2B"/>
           <w:sz w:val="22"/>
         </w:rPr>
-        <w:t>[ ] Si el tiempo se les va en el marco teórico y saltan resultados → pedir el resultado en una frase</w:t>
+        <w:t xml:space="preserve">[ ] Si el tiempo se les va en el marco teórico y saltan resultados → pedir el resultado en una frase  </w:t>
+      </w:r>
+      <w:r>
+        <w:rPr>
+          <w:rFonts w:ascii="Calibri" w:hAnsi="Calibri"/>
+          <w:b/>
+          <w:color w:val="2B2B2B"/>
+          <w:sz w:val="22"/>
+        </w:rPr>
+        <w:t>(p. 53)</w:t>
       </w:r>
     </w:p>
     <w:p>
@@ -861,7 +772,116 @@
           <w:color w:val="2B2B2B"/>
           <w:sz w:val="22"/>
         </w:rPr>
-        <w:t>[ ] Si solo hablan uno o dos de los cuatro → repartir: modelo, simulación, validación, producto</w:t>
+        <w:t xml:space="preserve">[ ] Si solo hablan uno o dos de los cuatro → repartir: modelo, simulación, validación, producto  </w:t>
+      </w:r>
+      <w:r>
+        <w:rPr>
+          <w:rFonts w:ascii="Calibri" w:hAnsi="Calibri"/>
+          <w:b/>
+          <w:color w:val="2B2B2B"/>
+          <w:sz w:val="22"/>
+        </w:rPr>
+        <w:t>(p. 45)</w:t>
+      </w:r>
+    </w:p>
+    <w:p>
+      <w:pPr>
+        <w:pStyle w:val="ListBullet"/>
+      </w:pPr>
+      <w:r>
+        <w:rPr>
+          <w:rFonts w:ascii="Calibri" w:hAnsi="Calibri"/>
+          <w:b w:val="0"/>
+          <w:color w:val="2B2B2B"/>
+          <w:sz w:val="22"/>
+        </w:rPr>
+        <w:t>[ ] Si responden bien las tres prioritarias y sobra tiempo → preguntar por la eficiencia presupuestal no reportada (reserva 1), que es el hueco más limpio del documento</w:t>
+      </w:r>
+    </w:p>
+    <w:p>
+      <w:r>
+        <w:rPr>
+          <w:rFonts w:ascii="Calibri" w:hAnsi="Calibri"/>
+          <w:b/>
+          <w:color w:val="2B2B2B"/>
+          <w:sz w:val="22"/>
+        </w:rPr>
+        <w:t>RESPUESTAS A LOS CONDICIONALES Y A LA RESERVA</w:t>
+      </w:r>
+      <w:r>
+        <w:rPr>
+          <w:rFonts w:ascii="Calibri" w:hAnsi="Calibri"/>
+          <w:b w:val="0"/>
+          <w:color w:val="2B2B2B"/>
+          <w:sz w:val="22"/>
+        </w:rPr>
+        <w:t xml:space="preserve"> — número del condicional (o «R» si es de reserva) y lo que contestó, con cifras y nombres tal como los diga.</w:t>
+      </w:r>
+    </w:p>
+    <w:p>
+      <w:r>
+        <w:rPr>
+          <w:rFonts w:ascii="Calibri" w:hAnsi="Calibri"/>
+          <w:b w:val="0"/>
+          <w:color w:val="2B2B2B"/>
+          <w:sz w:val="22"/>
+        </w:rPr>
+        <w:t>____  ___________________________________________________________________________________</w:t>
+      </w:r>
+    </w:p>
+    <w:p>
+      <w:r>
+        <w:rPr>
+          <w:rFonts w:ascii="Calibri" w:hAnsi="Calibri"/>
+          <w:b w:val="0"/>
+          <w:color w:val="2B2B2B"/>
+          <w:sz w:val="22"/>
+        </w:rPr>
+        <w:t>____  ___________________________________________________________________________________</w:t>
+      </w:r>
+    </w:p>
+    <w:p>
+      <w:r>
+        <w:rPr>
+          <w:rFonts w:ascii="Calibri" w:hAnsi="Calibri"/>
+          <w:b w:val="0"/>
+          <w:color w:val="2B2B2B"/>
+          <w:sz w:val="22"/>
+        </w:rPr>
+        <w:t>____  ___________________________________________________________________________________</w:t>
+      </w:r>
+    </w:p>
+    <w:p>
+      <w:r>
+        <w:rPr>
+          <w:rFonts w:ascii="Calibri" w:hAnsi="Calibri"/>
+          <w:b w:val="0"/>
+          <w:color w:val="2B2B2B"/>
+          <w:sz w:val="22"/>
+        </w:rPr>
+        <w:t>____  ___________________________________________________________________________________</w:t>
+      </w:r>
+    </w:p>
+    <w:p>
+      <w:r>
+        <w:rPr>
+          <w:rFonts w:ascii="Calibri" w:hAnsi="Calibri"/>
+          <w:b w:val="0"/>
+          <w:color w:val="2B2B2B"/>
+          <w:sz w:val="22"/>
+        </w:rPr>
+        <w:t>____  ___________________________________________________________________________________</w:t>
+      </w:r>
+    </w:p>
+    <w:p>
+      <w:r>
+        <w:rPr>
+          <w:rFonts w:ascii="Calibri" w:hAnsi="Calibri"/>
+          <w:b w:val="0"/>
+          <w:color w:val="2B2B2B"/>
+          <w:sz w:val="22"/>
+        </w:rPr>
+        <w:t>____  ___________________________________________________________________________________</w:t>
       </w:r>
     </w:p>
     <w:p>
@@ -922,7 +942,7 @@
           <w:color w:val="111111"/>
           <w:sz w:val="21"/>
         </w:rPr>
-        <w:t>Frase textual: ______________________________________________________________________</w:t>
+        <w:t>Frase textual:</w:t>
       </w:r>
     </w:p>
     <w:p>
@@ -979,7 +999,7 @@
           <w:color w:val="111111"/>
           <w:sz w:val="21"/>
         </w:rPr>
-        <w:t>Frase textual: ______________________________________________________________________</w:t>
+        <w:t>Frase textual:</w:t>
       </w:r>
     </w:p>
     <w:p>
@@ -1036,7 +1056,7 @@
           <w:color w:val="111111"/>
           <w:sz w:val="21"/>
         </w:rPr>
-        <w:t>Frase textual: ______________________________________________________________________</w:t>
+        <w:t>Frase textual:</w:t>
       </w:r>
     </w:p>
     <w:p>
@@ -1081,29 +1101,6 @@
           <w:sz w:val="32"/>
         </w:rPr>
         <w:t>D · AL CIERRE — rodear el rango y poner la nota</w:t>
-      </w:r>
-    </w:p>
-    <w:p>
-      <w:pPr>
-        <w:pStyle w:val="ListBullet"/>
-      </w:pPr>
-      <w:r>
-        <w:rPr>
-          <w:rFonts w:ascii="Calibri" w:hAnsi="Calibri"/>
-          <w:b/>
-          <w:color w:val="2B2B2B"/>
-          <w:sz w:val="22"/>
-        </w:rPr>
-        <w:t>Para 4,6+ hacen falta dos cosas juntas:</w:t>
-      </w:r>
-      <w:r>
-        <w:rPr>
-          <w:rFonts w:ascii="Calibri" w:hAnsi="Calibri"/>
-          <w:b w:val="0"/>
-          <w:color w:val="2B2B2B"/>
-          <w:sz w:val="22"/>
-        </w:rPr>
-        <w:t xml:space="preserve"> (a) que expliquen el compromiso entre valor esperado y dispersión y propongan un criterio de decisión que incorpore el riesgo, sin que yo se lo sugiera (p. 53); (b) que reconozcan la estructura del óptimo —por qué la recomendación se va a la plataforma más barata— y qué tendría que cambiar en el modelo. Más el producto funcionando y los cuatro hablando de su parte.</w:t>
       </w:r>
     </w:p>
     <w:p>
@@ -1167,320 +1164,147 @@
         <w:t xml:space="preserve"> 4,3 – 4,6. Formalización y honestidad por encima del promedio; dos huecos conceptuales reales.</w:t>
       </w:r>
     </w:p>
-    <w:tbl>
-      <w:tblPr>
-        <w:tblStyle w:val="TableGrid"/>
-        <w:tblW w:type="auto" w:w="0"/>
-        <w:tblLook w:firstColumn="1" w:firstRow="1" w:lastColumn="0" w:lastRow="0" w:noHBand="0" w:noVBand="1" w:val="04A0"/>
-      </w:tblPr>
-      <w:tblGrid>
-        <w:gridCol w:w="3264"/>
-        <w:gridCol w:w="3264"/>
-        <w:gridCol w:w="3264"/>
-      </w:tblGrid>
-      <w:tr>
-        <w:tc>
-          <w:tcPr>
-            <w:tcW w:type="dxa" w:w="3264"/>
-            <w:shd w:val="clear" w:fill="0C2340"/>
-            <w:shd w:val="clear" w:fill="0C2340"/>
-          </w:tcPr>
-          <w:p>
-            <w:r>
-              <w:rPr>
-                <w:rFonts w:ascii="Calibri" w:hAnsi="Calibri"/>
-                <w:b/>
-                <w:color w:val="FFFFFF"/>
-              </w:rPr>
-            </w:r>
-            <w:r>
-              <w:rPr>
-                <w:rFonts w:ascii="Calibri" w:hAnsi="Calibri"/>
-                <w:b/>
-                <w:color w:val="FFFFFF"/>
-                <w:sz w:val="21"/>
-              </w:rPr>
-              <w:t>Criterio</w:t>
-            </w:r>
-          </w:p>
-        </w:tc>
-        <w:tc>
-          <w:tcPr>
-            <w:tcW w:type="dxa" w:w="3264"/>
-            <w:shd w:val="clear" w:fill="0C2340"/>
-            <w:shd w:val="clear" w:fill="0C2340"/>
-          </w:tcPr>
-          <w:p>
-            <w:r>
-              <w:rPr>
-                <w:rFonts w:ascii="Calibri" w:hAnsi="Calibri"/>
-                <w:b/>
-                <w:color w:val="FFFFFF"/>
-              </w:rPr>
-            </w:r>
-            <w:r>
-              <w:rPr>
-                <w:rFonts w:ascii="Calibri" w:hAnsi="Calibri"/>
-                <w:b/>
-                <w:color w:val="FFFFFF"/>
-                <w:sz w:val="21"/>
-              </w:rPr>
-              <w:t>Rodear</w:t>
-            </w:r>
-          </w:p>
-        </w:tc>
-        <w:tc>
-          <w:tcPr>
-            <w:tcW w:type="dxa" w:w="3264"/>
-            <w:shd w:val="clear" w:fill="0C2340"/>
-            <w:shd w:val="clear" w:fill="0C2340"/>
-          </w:tcPr>
-          <w:p>
-            <w:r>
-              <w:rPr>
-                <w:rFonts w:ascii="Calibri" w:hAnsi="Calibri"/>
-                <w:b/>
-                <w:color w:val="FFFFFF"/>
-              </w:rPr>
-            </w:r>
-            <w:r>
-              <w:rPr>
-                <w:rFonts w:ascii="Calibri" w:hAnsi="Calibri"/>
-                <w:b/>
-                <w:color w:val="FFFFFF"/>
-                <w:sz w:val="21"/>
-              </w:rPr>
-              <w:t>Nota</w:t>
-            </w:r>
-          </w:p>
-        </w:tc>
-      </w:tr>
-      <w:tr>
-        <w:tc>
-          <w:tcPr>
-            <w:tcW w:type="dxa" w:w="3264"/>
-          </w:tcPr>
-          <w:p>
-            <w:r/>
-            <w:r>
-              <w:rPr>
-                <w:rFonts w:ascii="Calibri" w:hAnsi="Calibri"/>
-                <w:b w:val="0"/>
-                <w:color w:val="2B2B2B"/>
-                <w:sz w:val="20"/>
-              </w:rPr>
-              <w:t>Dominio del tema</w:t>
-            </w:r>
-          </w:p>
-        </w:tc>
-        <w:tc>
-          <w:tcPr>
-            <w:tcW w:type="dxa" w:w="3264"/>
-          </w:tcPr>
-          <w:p>
-            <w:r/>
-            <w:r>
-              <w:rPr>
-                <w:rFonts w:ascii="Calibri" w:hAnsi="Calibri"/>
-                <w:b w:val="0"/>
-                <w:color w:val="2B2B2B"/>
-                <w:sz w:val="20"/>
-              </w:rPr>
-              <w:t>0,1–2,9 · 3,0–3,5 · 3,6–4,5 · 4,6–5,0</w:t>
-            </w:r>
-          </w:p>
-        </w:tc>
-        <w:tc>
-          <w:tcPr>
-            <w:tcW w:type="dxa" w:w="3264"/>
-          </w:tcPr>
-          <w:p>
-            <w:r/>
-            <w:r>
-              <w:rPr>
-                <w:rFonts w:ascii="Calibri" w:hAnsi="Calibri"/>
-                <w:b w:val="0"/>
-                <w:color w:val="2B2B2B"/>
-                <w:sz w:val="20"/>
-              </w:rPr>
-              <w:t>____</w:t>
-            </w:r>
-          </w:p>
-        </w:tc>
-      </w:tr>
-      <w:tr>
-        <w:tc>
-          <w:tcPr>
-            <w:tcW w:type="dxa" w:w="3264"/>
-            <w:shd w:val="clear" w:fill="F5F7F5"/>
-            <w:shd w:val="clear" w:fill="F5F7F5"/>
-          </w:tcPr>
-          <w:p>
-            <w:r/>
-            <w:r>
-              <w:rPr>
-                <w:rFonts w:ascii="Calibri" w:hAnsi="Calibri"/>
-                <w:b w:val="0"/>
-                <w:color w:val="2B2B2B"/>
-                <w:sz w:val="20"/>
-              </w:rPr>
-              <w:t>Claridad</w:t>
-            </w:r>
-          </w:p>
-        </w:tc>
-        <w:tc>
-          <w:tcPr>
-            <w:tcW w:type="dxa" w:w="3264"/>
-            <w:shd w:val="clear" w:fill="F5F7F5"/>
-            <w:shd w:val="clear" w:fill="F5F7F5"/>
-          </w:tcPr>
-          <w:p>
-            <w:r/>
-            <w:r>
-              <w:rPr>
-                <w:rFonts w:ascii="Calibri" w:hAnsi="Calibri"/>
-                <w:b w:val="0"/>
-                <w:color w:val="2B2B2B"/>
-                <w:sz w:val="20"/>
-              </w:rPr>
-              <w:t>0,1–2,9 · 3,0–3,5 · 3,6–4,5 · 4,6–5,0</w:t>
-            </w:r>
-          </w:p>
-        </w:tc>
-        <w:tc>
-          <w:tcPr>
-            <w:tcW w:type="dxa" w:w="3264"/>
-            <w:shd w:val="clear" w:fill="F5F7F5"/>
-            <w:shd w:val="clear" w:fill="F5F7F5"/>
-          </w:tcPr>
-          <w:p>
-            <w:r/>
-            <w:r>
-              <w:rPr>
-                <w:rFonts w:ascii="Calibri" w:hAnsi="Calibri"/>
-                <w:b w:val="0"/>
-                <w:color w:val="2B2B2B"/>
-                <w:sz w:val="20"/>
-              </w:rPr>
-              <w:t>____</w:t>
-            </w:r>
-          </w:p>
-        </w:tc>
-      </w:tr>
-      <w:tr>
-        <w:tc>
-          <w:tcPr>
-            <w:tcW w:type="dxa" w:w="3264"/>
-          </w:tcPr>
-          <w:p>
-            <w:r/>
-            <w:r>
-              <w:rPr>
-                <w:rFonts w:ascii="Calibri" w:hAnsi="Calibri"/>
-                <w:b w:val="0"/>
-                <w:color w:val="2B2B2B"/>
-                <w:sz w:val="20"/>
-              </w:rPr>
-              <w:t>Coherencia del documento</w:t>
-            </w:r>
-          </w:p>
-        </w:tc>
-        <w:tc>
-          <w:tcPr>
-            <w:tcW w:type="dxa" w:w="3264"/>
-          </w:tcPr>
-          <w:p>
-            <w:r/>
-            <w:r>
-              <w:rPr>
-                <w:rFonts w:ascii="Calibri" w:hAnsi="Calibri"/>
-                <w:b w:val="0"/>
-                <w:color w:val="2B2B2B"/>
-                <w:sz w:val="20"/>
-              </w:rPr>
-              <w:t>0,1–2,9 · 3,0–3,5 · 3,6–4,5 · 4,6–5,0</w:t>
-            </w:r>
-          </w:p>
-        </w:tc>
-        <w:tc>
-          <w:tcPr>
-            <w:tcW w:type="dxa" w:w="3264"/>
-          </w:tcPr>
-          <w:p>
-            <w:r/>
-            <w:r>
-              <w:rPr>
-                <w:rFonts w:ascii="Calibri" w:hAnsi="Calibri"/>
-                <w:b w:val="0"/>
-                <w:color w:val="2B2B2B"/>
-                <w:sz w:val="20"/>
-              </w:rPr>
-              <w:t>____</w:t>
-            </w:r>
-          </w:p>
-        </w:tc>
-      </w:tr>
-      <w:tr>
-        <w:tc>
-          <w:tcPr>
-            <w:tcW w:type="dxa" w:w="3264"/>
-            <w:shd w:val="clear" w:fill="F5F7F5"/>
-            <w:shd w:val="clear" w:fill="F5F7F5"/>
-          </w:tcPr>
-          <w:p>
-            <w:r/>
-            <w:r>
-              <w:rPr>
-                <w:rFonts w:ascii="Calibri" w:hAnsi="Calibri"/>
-                <w:b w:val="0"/>
-                <w:color w:val="2B2B2B"/>
-                <w:sz w:val="20"/>
-              </w:rPr>
-              <w:t>Capacidad de defensa</w:t>
-            </w:r>
-          </w:p>
-        </w:tc>
-        <w:tc>
-          <w:tcPr>
-            <w:tcW w:type="dxa" w:w="3264"/>
-            <w:shd w:val="clear" w:fill="F5F7F5"/>
-            <w:shd w:val="clear" w:fill="F5F7F5"/>
-          </w:tcPr>
-          <w:p>
-            <w:r/>
-            <w:r>
-              <w:rPr>
-                <w:rFonts w:ascii="Calibri" w:hAnsi="Calibri"/>
-                <w:b w:val="0"/>
-                <w:color w:val="2B2B2B"/>
-                <w:sz w:val="20"/>
-              </w:rPr>
-              <w:t>0,1–2,9 · 3,0–3,5 · 3,6–4,5 · 4,6–5,0</w:t>
-            </w:r>
-          </w:p>
-        </w:tc>
-        <w:tc>
-          <w:tcPr>
-            <w:tcW w:type="dxa" w:w="3264"/>
-            <w:shd w:val="clear" w:fill="F5F7F5"/>
-            <w:shd w:val="clear" w:fill="F5F7F5"/>
-          </w:tcPr>
-          <w:p>
-            <w:r/>
-            <w:r>
-              <w:rPr>
-                <w:rFonts w:ascii="Calibri" w:hAnsi="Calibri"/>
-                <w:b w:val="0"/>
-                <w:color w:val="2B2B2B"/>
-                <w:sz w:val="20"/>
-              </w:rPr>
-              <w:t>____</w:t>
-            </w:r>
-          </w:p>
-        </w:tc>
-      </w:tr>
-    </w:tbl>
-    <w:p/>
+    <w:p>
+      <w:r>
+        <w:rPr>
+          <w:rFonts w:ascii="Calibri" w:hAnsi="Calibri"/>
+          <w:b/>
+          <w:color w:val="2B2B2B"/>
+          <w:sz w:val="22"/>
+        </w:rPr>
+        <w:t>Dominio del tema</w:t>
+      </w:r>
+      <w:r>
+        <w:rPr>
+          <w:rFonts w:ascii="Calibri" w:hAnsi="Calibri"/>
+          <w:b w:val="0"/>
+          <w:color w:val="2B2B2B"/>
+          <w:sz w:val="22"/>
+        </w:rPr>
+        <w:t xml:space="preserve"> — rodear:   0,1–2,9   ·   3,0–3,5   ·   3,6–4,5   ·   4,6–5,0   →   nota  ______</w:t>
+      </w:r>
+    </w:p>
+    <w:p>
+      <w:r>
+        <w:rPr>
+          <w:rFonts w:ascii="Calibri" w:hAnsi="Calibri"/>
+          <w:b/>
+          <w:color w:val="2B2B2B"/>
+          <w:sz w:val="22"/>
+        </w:rPr>
+        <w:t>Claridad</w:t>
+      </w:r>
+      <w:r>
+        <w:rPr>
+          <w:rFonts w:ascii="Calibri" w:hAnsi="Calibri"/>
+          <w:b w:val="0"/>
+          <w:color w:val="2B2B2B"/>
+          <w:sz w:val="22"/>
+        </w:rPr>
+        <w:t xml:space="preserve"> — rodear:   0,1–2,9   ·   3,0–3,5   ·   3,6–4,5   ·   4,6–5,0   →   nota  ______</w:t>
+      </w:r>
+    </w:p>
+    <w:p>
+      <w:r>
+        <w:rPr>
+          <w:rFonts w:ascii="Calibri" w:hAnsi="Calibri"/>
+          <w:b/>
+          <w:color w:val="2B2B2B"/>
+          <w:sz w:val="22"/>
+        </w:rPr>
+        <w:t>Coherencia del documento</w:t>
+      </w:r>
+      <w:r>
+        <w:rPr>
+          <w:rFonts w:ascii="Calibri" w:hAnsi="Calibri"/>
+          <w:b w:val="0"/>
+          <w:color w:val="2B2B2B"/>
+          <w:sz w:val="22"/>
+        </w:rPr>
+        <w:t xml:space="preserve"> — rodear:   0,1–2,9   ·   3,0–3,5   ·   3,6–4,5   ·   4,6–5,0   →   nota  ______</w:t>
+      </w:r>
+    </w:p>
+    <w:p>
+      <w:r>
+        <w:rPr>
+          <w:rFonts w:ascii="Calibri" w:hAnsi="Calibri"/>
+          <w:b/>
+          <w:color w:val="2B2B2B"/>
+          <w:sz w:val="22"/>
+        </w:rPr>
+        <w:t>Capacidad de defensa</w:t>
+      </w:r>
+      <w:r>
+        <w:rPr>
+          <w:rFonts w:ascii="Calibri" w:hAnsi="Calibri"/>
+          <w:b w:val="0"/>
+          <w:color w:val="2B2B2B"/>
+          <w:sz w:val="22"/>
+        </w:rPr>
+        <w:t xml:space="preserve"> — rodear:   0,1–2,9   ·   3,0–3,5   ·   3,6–4,5   ·   4,6–5,0   →   nota  ______</w:t>
+      </w:r>
+    </w:p>
+    <w:p>
+      <w:pPr>
+        <w:spacing w:before="200" w:after="60"/>
+      </w:pPr>
+      <w:r>
+        <w:rPr>
+          <w:rFonts w:ascii="Calibri" w:hAnsi="Calibri"/>
+          <w:b/>
+          <w:color w:val="007433"/>
+          <w:sz w:val="32"/>
+        </w:rPr>
+        <w:t>NOTA QUE REPORTO A LA MODERADORA:  __________</w:t>
+      </w:r>
+    </w:p>
+    <w:p>
+      <w:r>
+        <w:rPr>
+          <w:rFonts w:ascii="Calibri" w:hAnsi="Calibri"/>
+          <w:b w:val="0"/>
+          <w:color w:val="2B2B2B"/>
+          <w:sz w:val="22"/>
+        </w:rPr>
+        <w:t xml:space="preserve">Es </w:t>
+      </w:r>
+      <w:r>
+        <w:rPr>
+          <w:rFonts w:ascii="Calibri" w:hAnsi="Calibri"/>
+          <w:b/>
+          <w:color w:val="2B2B2B"/>
+          <w:sz w:val="22"/>
+        </w:rPr>
+        <w:t>una sola</w:t>
+      </w:r>
+      <w:r>
+        <w:rPr>
+          <w:rFonts w:ascii="Calibri" w:hAnsi="Calibri"/>
+          <w:b w:val="0"/>
+          <w:color w:val="2B2B2B"/>
+          <w:sz w:val="22"/>
+        </w:rPr>
+        <w:t xml:space="preserve"> nota, y es la única que queda en el acta. Regla: promedio simple de los cuatro criterios de arriba — el instructivo </w:t>
+      </w:r>
+      <w:r>
+        <w:rPr>
+          <w:rFonts w:ascii="Calibri" w:hAnsi="Calibri"/>
+          <w:b/>
+          <w:color w:val="2B2B2B"/>
+          <w:sz w:val="22"/>
+        </w:rPr>
+        <w:t>no publica ponderación entre ellos</w:t>
+      </w:r>
+      <w:r>
+        <w:rPr>
+          <w:rFonts w:ascii="Calibri" w:hAnsi="Calibri"/>
+          <w:b w:val="0"/>
+          <w:color w:val="2B2B2B"/>
+          <w:sz w:val="22"/>
+        </w:rPr>
+        <w:t xml:space="preserve"> (la de la p. 22, con pesos, califica otros seis criterios del informe escrito). Si la moderadora pide criterio por criterio, se leen los cuatro de arriba.</w:t>
+      </w:r>
+    </w:p>
     <w:p>
       <w:r>
         <w:rPr>
@@ -1503,7 +1327,7 @@
           <w:color w:val="2B2B2B"/>
           <w:sz w:val="22"/>
         </w:rPr>
-        <w:t>______________________________________________________________________________</w:t>
+        <w:t>______________________________________________________________________________________</w:t>
       </w:r>
     </w:p>
     <w:p>
@@ -1517,7 +1341,7 @@
           <w:color w:val="2B2B2B"/>
           <w:sz w:val="22"/>
         </w:rPr>
-        <w:t>______________________________________________________________________________</w:t>
+        <w:t>______________________________________________________________________________________</w:t>
       </w:r>
     </w:p>
     <w:p>
@@ -1531,7 +1355,7 @@
           <w:color w:val="2B2B2B"/>
           <w:sz w:val="22"/>
         </w:rPr>
-        <w:t>______________________________________________________________________________</w:t>
+        <w:t>______________________________________________________________________________________</w:t>
       </w:r>
     </w:p>
     <w:p>
@@ -1569,7 +1393,7 @@
           <w:color w:val="2B2B2B"/>
           <w:sz w:val="22"/>
         </w:rPr>
-        <w:t>Un 4,4 en un solo criterio bloquea la meritoria del grupo:</w:t>
+        <w:t>Meritoria</w:t>
       </w:r>
       <w:r>
         <w:rPr>
@@ -1578,7 +1402,43 @@
           <w:color w:val="2B2B2B"/>
           <w:sz w:val="22"/>
         </w:rPr>
-        <w:t xml:space="preserve"> si bajo de 4,5, tengo que poder decir la página.</w:t>
+        <w:t xml:space="preserve"> (instructivo p. 11): promedio de jurados ≥ 4,6 y &lt; 5,0, </w:t>
+      </w:r>
+      <w:r>
+        <w:rPr>
+          <w:rFonts w:ascii="Calibri" w:hAnsi="Calibri"/>
+          <w:b/>
+          <w:color w:val="2B2B2B"/>
+          <w:sz w:val="22"/>
+        </w:rPr>
+        <w:t>ninguna nota de jurado</w:t>
+      </w:r>
+      <w:r>
+        <w:rPr>
+          <w:rFonts w:ascii="Calibri" w:hAnsi="Calibri"/>
+          <w:b w:val="0"/>
+          <w:color w:val="2B2B2B"/>
+          <w:sz w:val="22"/>
+        </w:rPr>
+        <w:t xml:space="preserve"> inferior a 4,5, y la pide al menos un jurado. Los cuatro criterios de arriba son </w:t>
+      </w:r>
+      <w:r>
+        <w:rPr>
+          <w:rFonts w:ascii="Calibri" w:hAnsi="Calibri"/>
+          <w:b/>
+          <w:color w:val="2B2B2B"/>
+          <w:sz w:val="22"/>
+        </w:rPr>
+        <w:t>mi retícula interna</w:t>
+      </w:r>
+      <w:r>
+        <w:rPr>
+          <w:rFonts w:ascii="Calibri" w:hAnsi="Calibri"/>
+          <w:b w:val="0"/>
+          <w:color w:val="2B2B2B"/>
+          <w:sz w:val="22"/>
+        </w:rPr>
+        <w:t>, no notas que se reporten: si la que baja de 4,5 es mi nota única, tengo que poder decir la página.</w:t>
       </w:r>
     </w:p>
     <w:p>

--- a/Especializacion/Evaluaciones/2026-2/Fichas de evaluacion/12 - G-012 - Simulador presupuestal de pauta digital/2 - Hoja de respuestas.docx
+++ b/Especializacion/Evaluaciones/2026-2/Fichas de evaluacion/12 - G-012 - Simulador presupuestal de pauta digital/2 - Hoja de respuestas.docx
@@ -557,7 +557,7 @@
           <w:color w:val="2B2B2B"/>
           <w:sz w:val="22"/>
         </w:rPr>
-        <w:t xml:space="preserve"> (§7 de la ficha; se cumplen durante la exposición, no al final)</w:t>
+        <w:t xml:space="preserve"> (§8 de la ficha; se cumplen durante la exposición, no al final)</w:t>
       </w:r>
     </w:p>
     <w:p>
@@ -599,7 +599,7 @@
           <w:color w:val="007433"/>
           <w:sz w:val="32"/>
         </w:rPr>
-        <w:t>B · CONDICIONALES (§6 de la ficha) — marcar oyendo; cada marca elige la pregunta</w:t>
+        <w:t>B · CONDICIONALES (§7 de la ficha) — marcar oyendo; cada marca elige la pregunta</w:t>
       </w:r>
     </w:p>
     <w:p>
@@ -652,7 +652,7 @@
           <w:color w:val="2B2B2B"/>
           <w:sz w:val="22"/>
         </w:rPr>
-        <w:t xml:space="preserve">[ ] Si presentan los casos de María, Carlos o Andrea con cifras concretas → P3: dónde quedó registrada esa corrida  </w:t>
+        <w:t xml:space="preserve">[ ] Si presentan los casos de María, Carlos o Andrea con cifras concretas → reserva 4: dónde quedó registrada esa corrida  </w:t>
       </w:r>
       <w:r>
         <w:rPr>
@@ -662,6 +662,57 @@
           <w:sz w:val="22"/>
         </w:rPr>
         <w:t>(pp. 52-55)</w:t>
+      </w:r>
+    </w:p>
+    <w:p>
+      <w:pPr>
+        <w:pStyle w:val="ListBullet"/>
+      </w:pPr>
+      <w:r>
+        <w:rPr>
+          <w:rFonts w:ascii="Calibri" w:hAnsi="Calibri"/>
+          <w:b w:val="0"/>
+          <w:color w:val="2B2B2B"/>
+          <w:sz w:val="22"/>
+        </w:rPr>
+        <w:t xml:space="preserve">[ ] Si contestan el 90 % en la P2 → cerrar el círculo con el 88,77 %  </w:t>
+      </w:r>
+      <w:r>
+        <w:rPr>
+          <w:rFonts w:ascii="Calibri" w:hAnsi="Calibri"/>
+          <w:b/>
+          <w:color w:val="2B2B2B"/>
+          <w:sz w:val="22"/>
+        </w:rPr>
+        <w:t>(p. 45)</w:t>
+      </w:r>
+    </w:p>
+    <w:p>
+      <w:pPr>
+        <w:pStyle w:val="ListBullet2"/>
+      </w:pPr>
+      <w:r>
+        <w:rPr>
+          <w:rFonts w:ascii="Calibri" w:hAnsi="Calibri"/>
+          <w:b w:val="0"/>
+          <w:color w:val="2B2B2B"/>
+          <w:sz w:val="22"/>
+        </w:rPr>
+        <w:t>Preguntar así: «entonces su 88,77 % no es un hallazgo sobre TikTok, es el techo que fija su propia restricción: ¿qué tendría que incorporar el modelo para que el óptimo no fuera siempre esa esquina?»</w:t>
+      </w:r>
+    </w:p>
+    <w:p>
+      <w:pPr>
+        <w:pStyle w:val="ListBullet"/>
+      </w:pPr>
+      <w:r>
+        <w:rPr>
+          <w:rFonts w:ascii="Calibri" w:hAnsi="Calibri"/>
+          <w:b w:val="0"/>
+          <w:color w:val="2B2B2B"/>
+          <w:sz w:val="22"/>
+        </w:rPr>
+        <w:t>[ ] Si invocan la Nota de su Tabla 13 para sostener que la búsqueda aleatoria encuentra el óptimo → su propia nota dice lo contrario; anotarlo a favor y seguir: la P2 no depende de esa nota</w:t>
       </w:r>
     </w:p>
     <w:p>
@@ -795,7 +846,16 @@
           <w:color w:val="2B2B2B"/>
           <w:sz w:val="22"/>
         </w:rPr>
-        <w:t>[ ] Si responden bien las tres prioritarias y sobra tiempo → preguntar por la eficiencia presupuestal no reportada (reserva 1), que es el hueco más limpio del documento</w:t>
+        <w:t xml:space="preserve">[ ] Si responden bien las tres prioritarias y sobra tiempo → reserva 4: las corridas de alcance y visualizaciones que la presentación anuncia y el documento no registra  </w:t>
+      </w:r>
+      <w:r>
+        <w:rPr>
+          <w:rFonts w:ascii="Calibri" w:hAnsi="Calibri"/>
+          <w:b/>
+          <w:color w:val="2B2B2B"/>
+          <w:sz w:val="22"/>
+        </w:rPr>
+        <w:t>(pp. 45 y 70)</w:t>
       </w:r>
     </w:p>
     <w:p>
@@ -922,7 +982,7 @@
           <w:color w:val="2B2B2B"/>
           <w:sz w:val="21"/>
         </w:rPr>
-        <w:t>«En su Tabla 10 la distribución recomendada sube el promedio de clics de 6.902 a 10.441, pero el intervalo p10-p90 se abre de 5.484–8.384 a 7.064–14.228, y ustedes mismos escriben que la función objetivo no penaliza el riesgo. Si un director de agencia les pide una recomendación con ese resultado en la mano, ¿le entregan la distribución que maximiza el promedio o la que protege el p10, y con qué argumento?»</w:t>
+        <w:t>«La fila “ranking” de la tabla de arquitectura de datos del folio 40 ordena las distribuciones por clics promedio, y el párrafo que cierra el apartado 8.3, en el folio 53, dice que la función objetivo no penaliza el riesgo: el promedio sube de 6.902 a 10.441 clics mientras el intervalo p10-p90 se abre de 5.484–8.384 a 7.064–14.228. Si un director de agencia les pide hoy una recomendación, ¿entregan la que maximiza el promedio o la que protege el p10? Elijan una.»</w:t>
       </w:r>
     </w:p>
     <w:p>
@@ -963,7 +1023,7 @@
           <w:color w:val="2B2B2B"/>
           <w:sz w:val="22"/>
         </w:rPr>
-        <w:t>Pregunta 2 — Qué aportan 5.000 distribuciones</w:t>
+        <w:t>Pregunta 2 — El techo que fija su propia restricción</w:t>
       </w:r>
     </w:p>
     <w:p>
@@ -979,7 +1039,17 @@
           <w:color w:val="2B2B2B"/>
           <w:sz w:val="21"/>
         </w:rPr>
-        <w:t>«Con CPC y tarifa constante, los clics crecen proporcionalmente a la inversión, y su Tabla 13 muestra que con 500, 1.000 o 3.000 distribuciones candidatas el óptimo es el mismo 88 % en TikTok. ¿Qué aporta entonces evaluar 5.000 distribuciones, y qué tendría que incorporar el modelo para que la recomendación no fuera siempre “todo a la plataforma más barata con el 5 % mínimo en las otras”?»</w:t>
+        <w:t>«Con tres plataformas y su restricción w_p ≥ 0,05 de la Tabla 7, página 45, ¿cuál es el porcentaje máximo que su modelo permite darle a TikTok? Dígame el número.»</w:t>
+      </w:r>
+    </w:p>
+    <w:p>
+      <w:r>
+        <w:rPr>
+          <w:rFonts w:ascii="Consolas" w:hAnsi="Consolas"/>
+          <w:color w:val="111111"/>
+          <w:sz w:val="21"/>
+        </w:rPr>
+        <w:t>La respuesta es 90 %. Si la dan: seguir con el 88,77 % (condicional de §B).</w:t>
       </w:r>
     </w:p>
     <w:p>
@@ -1020,7 +1090,7 @@
           <w:color w:val="2B2B2B"/>
           <w:sz w:val="22"/>
         </w:rPr>
-        <w:t>Pregunta 3 — La corrida que no está en el documento</w:t>
+        <w:t>Pregunta 3 — La eficiencia presupuestal del caso de la Tabla 10</w:t>
       </w:r>
     </w:p>
     <w:p>
@@ -1036,7 +1106,17 @@
           <w:color w:val="2B2B2B"/>
           <w:sz w:val="21"/>
         </w:rPr>
-        <w:t>«La nota de su Tabla 7 y el paso 5 de su manual dicen que la validación documentada usó clics como función objetivo; su presentación anuncia tres casos con objetivos de alcance, clics y visualizaciones, con presupuestos que no aparecen en el documento. ¿Ejecutaron el simulador maximizando alcance y visualizaciones, y dónde quedó registrada esa corrida?»</w:t>
+        <w:t>«Su objetivo 4 nombra la eficiencia presupuestal como indicador a analizar. Los tableros de las Figuras 5 y 8, folios 48 y 50, la muestran, pero con otros parámetros —Meta a CPM 2.000 y TikTok a CPC 1.500, frente a los 18.000 y 14.000 de la Figura 4— y el capítulo 8 no trae ninguna figura. ¿Cuánto vale la eficiencia presupuestal en el caso de la Tabla 10, los diez millones repartidos 40/30/30, en el escenario ingresado y en el recomendado? Dígannos los dos números.»</w:t>
+      </w:r>
+    </w:p>
+    <w:p>
+      <w:r>
+        <w:rPr>
+          <w:rFonts w:ascii="Consolas" w:hAnsi="Consolas"/>
+          <w:color w:val="111111"/>
+          <w:sz w:val="21"/>
+        </w:rPr>
+        <w:t>Del orden de 2.387 y 3.227 usuarios por cada $100.000. Si remiten a la Figura 5: sus parámetros son otros.</w:t>
       </w:r>
     </w:p>
     <w:p>
@@ -1086,7 +1166,7 @@
           <w:color w:val="2B2B2B"/>
           <w:sz w:val="22"/>
         </w:rPr>
-        <w:t xml:space="preserve"> las fórmulas de su propia Tabla 7 (p. 45) · el discurso de la diapositiva 17 frente a su conclusión 5 (p. 58) · qué tendría que cambiar para que el óptimo no fuera siempre la plataforma más barata</w:t>
+        <w:t xml:space="preserve"> las corridas de alcance y visualizaciones que la presentación anuncia (reserva 4) · el solapamiento de audiencias en el alcance total de la Tabla 10 (reserva 5) · el discurso de la diapositiva 17 frente a su conclusión 5 (reserva 6) · dónde se verifica el notebook (reserva 10)</w:t>
       </w:r>
     </w:p>
     <w:p>
@@ -1152,7 +1232,7 @@
           <w:color w:val="2B2B2B"/>
           <w:sz w:val="22"/>
         </w:rPr>
-        <w:t>Partida antes de oír (§7 de la ficha):</w:t>
+        <w:t>Partida antes de oír (§8 de la ficha):</w:t>
       </w:r>
       <w:r>
         <w:rPr>
@@ -1459,6 +1539,297 @@
           <w:sz w:val="22"/>
         </w:rPr>
         <w:t xml:space="preserve"> ✓ lo dijo · ✗ no lo dijo · ~ ambiguo · ! contradice el documento (p. __) · ☐ verificar después</w:t>
+      </w:r>
+    </w:p>
+    <w:p>
+      <w:pPr>
+        <w:spacing w:before="200" w:after="60"/>
+      </w:pPr>
+      <w:r>
+        <w:rPr>
+          <w:rFonts w:ascii="Calibri" w:hAnsi="Calibri"/>
+          <w:b/>
+          <w:color w:val="007433"/>
+          <w:sz w:val="32"/>
+        </w:rPr>
+        <w:t>E · FORMULARIO OFICIAL DEL JURADO — 5 criterios, escala 1–5</w:t>
+      </w:r>
+    </w:p>
+    <w:p>
+      <w:r>
+        <w:rPr>
+          <w:rFonts w:ascii="Calibri" w:hAnsi="Calibri"/>
+          <w:b w:val="0"/>
+          <w:color w:val="2B2B2B"/>
+          <w:sz w:val="22"/>
+        </w:rPr>
+        <w:t xml:space="preserve">Instrumento </w:t>
+      </w:r>
+      <w:r>
+        <w:rPr>
+          <w:rFonts w:ascii="Calibri" w:hAnsi="Calibri"/>
+          <w:b/>
+          <w:color w:val="2B2B2B"/>
+          <w:sz w:val="22"/>
+        </w:rPr>
+        <w:t>distinto</w:t>
+      </w:r>
+      <w:r>
+        <w:rPr>
+          <w:rFonts w:ascii="Calibri" w:hAnsi="Calibri"/>
+          <w:b w:val="0"/>
+          <w:color w:val="2B2B2B"/>
+          <w:sz w:val="22"/>
+        </w:rPr>
+        <w:t xml:space="preserve"> de los cuatro criterios de la §D: aquellos dan la </w:t>
+      </w:r>
+      <w:r>
+        <w:rPr>
+          <w:rFonts w:ascii="Calibri" w:hAnsi="Calibri"/>
+          <w:b/>
+          <w:color w:val="2B2B2B"/>
+          <w:sz w:val="22"/>
+        </w:rPr>
+        <w:t>nota del acta</w:t>
+      </w:r>
+      <w:r>
+        <w:rPr>
+          <w:rFonts w:ascii="Calibri" w:hAnsi="Calibri"/>
+          <w:b w:val="0"/>
+          <w:color w:val="2B2B2B"/>
+          <w:sz w:val="22"/>
+        </w:rPr>
+        <w:t xml:space="preserve">, estos cinco van al formulario de la Dirección y </w:t>
+      </w:r>
+      <w:r>
+        <w:rPr>
+          <w:rFonts w:ascii="Calibri" w:hAnsi="Calibri"/>
+          <w:b/>
+          <w:color w:val="2B2B2B"/>
+          <w:sz w:val="22"/>
+        </w:rPr>
+        <w:t>no son notas</w:t>
+      </w:r>
+      <w:r>
+        <w:rPr>
+          <w:rFonts w:ascii="Calibri" w:hAnsi="Calibri"/>
+          <w:b w:val="0"/>
+          <w:color w:val="2B2B2B"/>
+          <w:sz w:val="22"/>
+        </w:rPr>
+        <w:t xml:space="preserve">. Las cinco se responden con el documento, así que vienen </w:t>
+      </w:r>
+      <w:r>
+        <w:rPr>
+          <w:rFonts w:ascii="Calibri" w:hAnsi="Calibri"/>
+          <w:b/>
+          <w:color w:val="2B2B2B"/>
+          <w:sz w:val="22"/>
+        </w:rPr>
+        <w:t>precargadas</w:t>
+      </w:r>
+      <w:r>
+        <w:rPr>
+          <w:rFonts w:ascii="Calibri" w:hAnsi="Calibri"/>
+          <w:b w:val="0"/>
+          <w:color w:val="2B2B2B"/>
+          <w:sz w:val="22"/>
+        </w:rPr>
+        <w:t xml:space="preserve"> desde la §8.1 de la ficha, que trae la página que sostiene cada casilla. En sala solo se confirma; si la sustentación cambia una, se tacha y se rodea otra.</w:t>
+      </w:r>
+    </w:p>
+    <w:p>
+      <w:r>
+        <w:rPr>
+          <w:rFonts w:ascii="Calibri" w:hAnsi="Calibri"/>
+          <w:b/>
+          <w:color w:val="2B2B2B"/>
+          <w:sz w:val="22"/>
+        </w:rPr>
+        <w:t>1. Problemática y objetivos</w:t>
+      </w:r>
+      <w:r>
+        <w:rPr>
+          <w:rFonts w:ascii="Calibri" w:hAnsi="Calibri"/>
+          <w:b w:val="0"/>
+          <w:color w:val="2B2B2B"/>
+          <w:sz w:val="22"/>
+        </w:rPr>
+        <w:t xml:space="preserve"> — rodear:   1   ·   2   ·   3   ·   4   ·   5   →   precargado </w:t>
+      </w:r>
+      <w:r>
+        <w:rPr>
+          <w:rFonts w:ascii="Calibri" w:hAnsi="Calibri"/>
+          <w:b/>
+          <w:color w:val="2B2B2B"/>
+          <w:sz w:val="22"/>
+        </w:rPr>
+        <w:t>4</w:t>
+      </w:r>
+    </w:p>
+    <w:p>
+      <w:r>
+        <w:rPr>
+          <w:rFonts w:ascii="Calibri" w:hAnsi="Calibri"/>
+          <w:b/>
+          <w:color w:val="2B2B2B"/>
+          <w:sz w:val="22"/>
+        </w:rPr>
+        <w:t>2. Marco teórico y referentes</w:t>
+      </w:r>
+      <w:r>
+        <w:rPr>
+          <w:rFonts w:ascii="Calibri" w:hAnsi="Calibri"/>
+          <w:b w:val="0"/>
+          <w:color w:val="2B2B2B"/>
+          <w:sz w:val="22"/>
+        </w:rPr>
+        <w:t xml:space="preserve"> — rodear:   1   ·   2   ·   3   ·   4   ·   5   →   precargado </w:t>
+      </w:r>
+      <w:r>
+        <w:rPr>
+          <w:rFonts w:ascii="Calibri" w:hAnsi="Calibri"/>
+          <w:b/>
+          <w:color w:val="2B2B2B"/>
+          <w:sz w:val="22"/>
+        </w:rPr>
+        <w:t>3</w:t>
+      </w:r>
+    </w:p>
+    <w:p>
+      <w:r>
+        <w:rPr>
+          <w:rFonts w:ascii="Calibri" w:hAnsi="Calibri"/>
+          <w:b/>
+          <w:color w:val="2B2B2B"/>
+          <w:sz w:val="22"/>
+        </w:rPr>
+        <w:t>3. Metodología, muestra y diseño</w:t>
+      </w:r>
+      <w:r>
+        <w:rPr>
+          <w:rFonts w:ascii="Calibri" w:hAnsi="Calibri"/>
+          <w:b w:val="0"/>
+          <w:color w:val="2B2B2B"/>
+          <w:sz w:val="22"/>
+        </w:rPr>
+        <w:t xml:space="preserve"> — rodear:   1   ·   2   ·   3   ·   4   ·   5   →   precargado </w:t>
+      </w:r>
+      <w:r>
+        <w:rPr>
+          <w:rFonts w:ascii="Calibri" w:hAnsi="Calibri"/>
+          <w:b/>
+          <w:color w:val="2B2B2B"/>
+          <w:sz w:val="22"/>
+        </w:rPr>
+        <w:t>4</w:t>
+      </w:r>
+    </w:p>
+    <w:p>
+      <w:r>
+        <w:rPr>
+          <w:rFonts w:ascii="Calibri" w:hAnsi="Calibri"/>
+          <w:b/>
+          <w:color w:val="2B2B2B"/>
+          <w:sz w:val="22"/>
+        </w:rPr>
+        <w:t>4. Resultados y conclusiones</w:t>
+      </w:r>
+      <w:r>
+        <w:rPr>
+          <w:rFonts w:ascii="Calibri" w:hAnsi="Calibri"/>
+          <w:b w:val="0"/>
+          <w:color w:val="2B2B2B"/>
+          <w:sz w:val="22"/>
+        </w:rPr>
+        <w:t xml:space="preserve"> — rodear:   1   ·   2   ·   3   ·   4   ·   5   →   precargado </w:t>
+      </w:r>
+      <w:r>
+        <w:rPr>
+          <w:rFonts w:ascii="Calibri" w:hAnsi="Calibri"/>
+          <w:b/>
+          <w:color w:val="2B2B2B"/>
+          <w:sz w:val="22"/>
+        </w:rPr>
+        <w:t>4</w:t>
+      </w:r>
+    </w:p>
+    <w:p>
+      <w:r>
+        <w:rPr>
+          <w:rFonts w:ascii="Calibri" w:hAnsi="Calibri"/>
+          <w:b/>
+          <w:color w:val="2B2B2B"/>
+          <w:sz w:val="22"/>
+        </w:rPr>
+        <w:t>5. Pertinencia disciplinar</w:t>
+      </w:r>
+      <w:r>
+        <w:rPr>
+          <w:rFonts w:ascii="Calibri" w:hAnsi="Calibri"/>
+          <w:b w:val="0"/>
+          <w:color w:val="2B2B2B"/>
+          <w:sz w:val="22"/>
+        </w:rPr>
+        <w:t xml:space="preserve"> — rodear:   1   ·   2   ·   3   ·   4   ·   5   →   precargado </w:t>
+      </w:r>
+      <w:r>
+        <w:rPr>
+          <w:rFonts w:ascii="Calibri" w:hAnsi="Calibri"/>
+          <w:b/>
+          <w:color w:val="2B2B2B"/>
+          <w:sz w:val="22"/>
+        </w:rPr>
+        <w:t>4</w:t>
+      </w:r>
+    </w:p>
+    <w:p>
+      <w:r>
+        <w:rPr>
+          <w:rFonts w:ascii="Calibri" w:hAnsi="Calibri"/>
+          <w:b/>
+          <w:color w:val="2B2B2B"/>
+          <w:sz w:val="22"/>
+        </w:rPr>
+        <w:t>Suma:  ______ / 25</w:t>
+      </w:r>
+      <w:r>
+        <w:rPr>
+          <w:rFonts w:ascii="Calibri" w:hAnsi="Calibri"/>
+          <w:b w:val="0"/>
+          <w:color w:val="2B2B2B"/>
+          <w:sz w:val="22"/>
+        </w:rPr>
+        <w:t xml:space="preserve">   ·   precargada: </w:t>
+      </w:r>
+      <w:r>
+        <w:rPr>
+          <w:rFonts w:ascii="Calibri" w:hAnsi="Calibri"/>
+          <w:b/>
+          <w:color w:val="2B2B2B"/>
+          <w:sz w:val="22"/>
+        </w:rPr>
+        <w:t>19 / 25</w:t>
+      </w:r>
+    </w:p>
+    <w:p>
+      <w:r>
+        <w:rPr>
+          <w:rFonts w:ascii="Calibri" w:hAnsi="Calibri"/>
+          <w:b/>
+          <w:color w:val="2B2B2B"/>
+          <w:sz w:val="22"/>
+        </w:rPr>
+        <w:t>Si cambio una casilla, la razón en una línea</w:t>
+      </w:r>
+      <w:r>
+        <w:rPr>
+          <w:rFonts w:ascii="Calibri" w:hAnsi="Calibri"/>
+          <w:b w:val="0"/>
+          <w:color w:val="2B2B2B"/>
+          <w:sz w:val="22"/>
+        </w:rPr>
+        <w:t xml:space="preserve"> (la §8.1 trae el sustento del precargado):   ______________________________________________________</w:t>
       </w:r>
     </w:p>
     <w:sectPr>
